--- a/docassemble/MAInformalAppellantBriefForm/data/templates/exhibit_attachment.cover_page.docx
+++ b/docassemble/MAInformalAppellantBriefForm/data/templates/exhibit_attachment.cover_page.docx
@@ -160,7 +160,7 @@
           <w:rFonts w:eastAsia="Courier New" w:cs="Courier New"/>
           <w:b/>
         </w:rPr>
-        <w:t xml:space="preserve"> , Appellant</w:t>
+        <w:t>, Appellant</w:t>
       </w:r>
     </w:p>
     <w:p>
@@ -296,7 +296,7 @@
           <w:rFonts w:eastAsia="Courier New" w:cs="Courier New"/>
           <w:b/>
         </w:rPr>
-        <w:t xml:space="preserve"> , Appellee</w:t>
+        <w:t>, Appellee</w:t>
       </w:r>
     </w:p>
     <w:p>
@@ -690,25 +690,7 @@
         <w:rPr>
           <w:rFonts w:eastAsia="Courier New" w:cs="Courier New"/>
         </w:rPr>
-        <w:t>Your pronouns (optional</w:t>
-      </w:r>
-      <w:r>
-        <w:rPr>
-          <w:rFonts w:eastAsia="Courier New" w:cs="Courier New"/>
-        </w:rPr>
-        <w:t>)</w:t>
-      </w:r>
-      <w:r>
-        <w:rPr>
-          <w:rFonts w:eastAsia="Courier New" w:cs="Courier New"/>
-        </w:rPr>
-        <w:t>:</w:t>
-      </w:r>
-      <w:r>
-        <w:rPr>
-          <w:rFonts w:eastAsia="Courier New" w:cs="Courier New"/>
-        </w:rPr>
-        <w:t xml:space="preserve"> </w:t>
+        <w:t xml:space="preserve">Your pronouns (optional): </w:t>
       </w:r>
       <w:proofErr w:type="gramStart"/>
       <w:r>
@@ -722,7 +704,7 @@
         <w:rPr>
           <w:rFonts w:eastAsia="Courier New" w:cs="Courier New"/>
         </w:rPr>
-        <w:t xml:space="preserve">[0].pronouns }} </w:t>
+        <w:t>[0].pronouns }}</w:t>
       </w:r>
     </w:p>
     <w:p>
@@ -739,91 +721,7 @@
         <w:rPr>
           <w:rFonts w:eastAsia="Courier New" w:cs="Courier New"/>
         </w:rPr>
-        <w:t xml:space="preserve">Your </w:t>
-      </w:r>
-      <w:r>
-        <w:rPr>
-          <w:rFonts w:eastAsia="Courier New" w:cs="Courier New"/>
-        </w:rPr>
-        <w:t>a</w:t>
-      </w:r>
-      <w:r>
-        <w:rPr>
-          <w:rFonts w:eastAsia="Courier New" w:cs="Courier New"/>
-        </w:rPr>
-        <w:t>ddress:</w:t>
-      </w:r>
-      <w:r>
-        <w:rPr>
-          <w:rFonts w:eastAsia="Courier New" w:cs="Courier New"/>
-        </w:rPr>
-        <w:t xml:space="preserve"> </w:t>
-      </w:r>
-      <w:r>
-        <w:rPr>
-          <w:rFonts w:eastAsia="Courier New" w:cs="Courier New"/>
-        </w:rPr>
-        <w:t xml:space="preserve">{{ </w:t>
-      </w:r>
-      <w:r>
-        <w:rPr>
-          <w:rFonts w:eastAsia="Courier New" w:cs="Courier New"/>
-        </w:rPr>
-        <w:t>users[0].</w:t>
-      </w:r>
-      <w:proofErr w:type="spellStart"/>
-      <w:r>
-        <w:rPr>
-          <w:rFonts w:eastAsia="Courier New" w:cs="Courier New"/>
-        </w:rPr>
-        <w:t>address.</w:t>
-      </w:r>
-      <w:r>
-        <w:rPr>
-          <w:rFonts w:eastAsia="Courier New" w:cs="Courier New"/>
-        </w:rPr>
-        <w:t>address</w:t>
-      </w:r>
-      <w:proofErr w:type="spellEnd"/>
-      <w:r>
-        <w:rPr>
-          <w:rFonts w:eastAsia="Courier New" w:cs="Courier New"/>
-        </w:rPr>
-        <w:t xml:space="preserve"> </w:t>
-      </w:r>
-      <w:r>
-        <w:rPr>
-          <w:rFonts w:eastAsia="Courier New" w:cs="Courier New"/>
-        </w:rPr>
-        <w:t>}}, {{ users[0].</w:t>
-      </w:r>
-      <w:proofErr w:type="spellStart"/>
-      <w:r>
-        <w:rPr>
-          <w:rFonts w:eastAsia="Courier New" w:cs="Courier New"/>
-        </w:rPr>
-        <w:t>address.city</w:t>
-      </w:r>
-      <w:proofErr w:type="spellEnd"/>
-      <w:r>
-        <w:rPr>
-          <w:rFonts w:eastAsia="Courier New" w:cs="Courier New"/>
-        </w:rPr>
-        <w:t xml:space="preserve"> }}, {{ users[0].</w:t>
-      </w:r>
-      <w:proofErr w:type="spellStart"/>
-      <w:r>
-        <w:rPr>
-          <w:rFonts w:eastAsia="Courier New" w:cs="Courier New"/>
-        </w:rPr>
-        <w:t>address.state</w:t>
-      </w:r>
-      <w:proofErr w:type="spellEnd"/>
-      <w:r>
-        <w:rPr>
-          <w:rFonts w:eastAsia="Courier New" w:cs="Courier New"/>
-        </w:rPr>
-        <w:t xml:space="preserve"> }} {{ users[0].address.zip }}</w:t>
+        <w:t xml:space="preserve">Your address: </w:t>
       </w:r>
     </w:p>
     <w:p>
@@ -832,46 +730,11 @@
         <w:tabs>
           <w:tab w:val="right" w:pos="7920"/>
         </w:tabs>
-        <w:rPr>
-          <w:rFonts w:eastAsia="Courier New" w:cs="Courier New"/>
-        </w:rPr>
-      </w:pPr>
-      <w:r>
-        <w:rPr>
-          <w:rFonts w:eastAsia="Courier New" w:cs="Courier New"/>
-        </w:rPr>
-        <w:t xml:space="preserve">Your </w:t>
-      </w:r>
-      <w:r>
-        <w:rPr>
-          <w:rFonts w:eastAsia="Courier New" w:cs="Courier New"/>
-        </w:rPr>
-        <w:t>p</w:t>
-      </w:r>
-      <w:r>
-        <w:rPr>
-          <w:rFonts w:eastAsia="Courier New" w:cs="Courier New"/>
-        </w:rPr>
-        <w:t xml:space="preserve">hone </w:t>
-      </w:r>
-      <w:r>
-        <w:rPr>
-          <w:rFonts w:eastAsia="Courier New" w:cs="Courier New"/>
-        </w:rPr>
-        <w:t>n</w:t>
-      </w:r>
-      <w:r>
-        <w:rPr>
-          <w:rFonts w:eastAsia="Courier New" w:cs="Courier New"/>
-        </w:rPr>
-        <w:t>umber:</w:t>
-      </w:r>
-      <w:r>
-        <w:rPr>
-          <w:rFonts w:eastAsia="Courier New" w:cs="Courier New"/>
-        </w:rPr>
-        <w:t xml:space="preserve"> </w:t>
-      </w:r>
+        <w:ind w:left="270"/>
+        <w:rPr>
+          <w:rFonts w:eastAsia="Courier New" w:cs="Courier New"/>
+        </w:rPr>
+      </w:pPr>
       <w:proofErr w:type="gramStart"/>
       <w:r>
         <w:rPr>
@@ -891,14 +754,14 @@
         <w:rPr>
           <w:rFonts w:eastAsia="Courier New" w:cs="Courier New"/>
         </w:rPr>
-        <w:t>phone_number</w:t>
+        <w:t>address.block</w:t>
       </w:r>
       <w:proofErr w:type="spellEnd"/>
       <w:r>
         <w:rPr>
           <w:rFonts w:eastAsia="Courier New" w:cs="Courier New"/>
         </w:rPr>
-        <w:t xml:space="preserve"> }}</w:t>
+        <w:t>() }}</w:t>
       </w:r>
     </w:p>
     <w:p>
@@ -915,51 +778,119 @@
         <w:rPr>
           <w:rFonts w:eastAsia="Courier New" w:cs="Courier New"/>
         </w:rPr>
-        <w:t xml:space="preserve">Your </w:t>
-      </w:r>
-      <w:r>
-        <w:rPr>
-          <w:rFonts w:eastAsia="Courier New" w:cs="Courier New"/>
-        </w:rPr>
-        <w:t>e</w:t>
-      </w:r>
-      <w:r>
-        <w:rPr>
-          <w:rFonts w:eastAsia="Courier New" w:cs="Courier New"/>
-        </w:rPr>
-        <w:t xml:space="preserve">mail </w:t>
-      </w:r>
-      <w:r>
-        <w:rPr>
-          <w:rFonts w:eastAsia="Courier New" w:cs="Courier New"/>
-        </w:rPr>
-        <w:t>a</w:t>
-      </w:r>
-      <w:r>
-        <w:rPr>
-          <w:rFonts w:eastAsia="Courier New" w:cs="Courier New"/>
-        </w:rPr>
-        <w:t>ddress:</w:t>
-      </w:r>
-      <w:r>
-        <w:rPr>
-          <w:rFonts w:eastAsia="Courier New" w:cs="Courier New"/>
-        </w:rPr>
-        <w:t xml:space="preserve"> </w:t>
+        <w:t xml:space="preserve">Your phone </w:t>
       </w:r>
       <w:proofErr w:type="gramStart"/>
       <w:r>
         <w:rPr>
           <w:rFonts w:eastAsia="Courier New" w:cs="Courier New"/>
         </w:rPr>
-        <w:t>{{ users</w:t>
+        <w:t>number:{</w:t>
       </w:r>
       <w:proofErr w:type="gramEnd"/>
       <w:r>
         <w:rPr>
           <w:rFonts w:eastAsia="Courier New" w:cs="Courier New"/>
         </w:rPr>
-        <w:t>[0].email }}</w:t>
+        <w:t>% if users[0].</w:t>
+      </w:r>
+      <w:proofErr w:type="spellStart"/>
+      <w:r>
+        <w:rPr>
+          <w:rFonts w:eastAsia="Courier New" w:cs="Courier New"/>
+        </w:rPr>
+        <w:t>mobile_number</w:t>
+      </w:r>
+      <w:proofErr w:type="spellEnd"/>
+      <w:r>
+        <w:rPr>
+          <w:rFonts w:eastAsia="Courier New" w:cs="Courier New"/>
+        </w:rPr>
+        <w:t xml:space="preserve"> %} {{ users[0].</w:t>
+      </w:r>
+      <w:proofErr w:type="spellStart"/>
+      <w:r>
+        <w:rPr>
+          <w:rFonts w:eastAsia="Courier New" w:cs="Courier New"/>
+        </w:rPr>
+        <w:t>mobile_number</w:t>
+      </w:r>
+      <w:proofErr w:type="spellEnd"/>
+      <w:r>
+        <w:rPr>
+          <w:rFonts w:eastAsia="Courier New" w:cs="Courier New"/>
+        </w:rPr>
+        <w:t xml:space="preserve"> }} (mobile){% if users[0].</w:t>
+      </w:r>
+      <w:proofErr w:type="spellStart"/>
+      <w:r>
+        <w:rPr>
+          <w:rFonts w:eastAsia="Courier New" w:cs="Courier New"/>
+        </w:rPr>
+        <w:t>phone_number</w:t>
+      </w:r>
+      <w:proofErr w:type="spellEnd"/>
+      <w:r>
+        <w:rPr>
+          <w:rFonts w:eastAsia="Courier New" w:cs="Courier New"/>
+        </w:rPr>
+        <w:t xml:space="preserve"> %}; {{ users[0].</w:t>
+      </w:r>
+      <w:proofErr w:type="spellStart"/>
+      <w:r>
+        <w:rPr>
+          <w:rFonts w:eastAsia="Courier New" w:cs="Courier New"/>
+        </w:rPr>
+        <w:t>phone_number</w:t>
+      </w:r>
+      <w:proofErr w:type="spellEnd"/>
+      <w:r>
+        <w:rPr>
+          <w:rFonts w:eastAsia="Courier New" w:cs="Courier New"/>
+        </w:rPr>
+        <w:t xml:space="preserve"> }}{% endif %}{% </w:t>
+      </w:r>
+      <w:proofErr w:type="spellStart"/>
+      <w:r>
+        <w:rPr>
+          <w:rFonts w:eastAsia="Courier New" w:cs="Courier New"/>
+        </w:rPr>
+        <w:t>elif</w:t>
+      </w:r>
+      <w:proofErr w:type="spellEnd"/>
+      <w:r>
+        <w:rPr>
+          <w:rFonts w:eastAsia="Courier New" w:cs="Courier New"/>
+        </w:rPr>
+        <w:t xml:space="preserve"> users[0].</w:t>
+      </w:r>
+      <w:proofErr w:type="spellStart"/>
+      <w:r>
+        <w:rPr>
+          <w:rFonts w:eastAsia="Courier New" w:cs="Courier New"/>
+        </w:rPr>
+        <w:t>phone_number</w:t>
+      </w:r>
+      <w:proofErr w:type="spellEnd"/>
+      <w:r>
+        <w:rPr>
+          <w:rFonts w:eastAsia="Courier New" w:cs="Courier New"/>
+        </w:rPr>
+        <w:t xml:space="preserve"> %} {{ users[0].</w:t>
+      </w:r>
+      <w:proofErr w:type="spellStart"/>
+      <w:r>
+        <w:rPr>
+          <w:rFonts w:eastAsia="Courier New" w:cs="Courier New"/>
+        </w:rPr>
+        <w:t>phone_number</w:t>
+      </w:r>
+      <w:proofErr w:type="spellEnd"/>
+      <w:r>
+        <w:rPr>
+          <w:rFonts w:eastAsia="Courier New" w:cs="Courier New"/>
+        </w:rPr>
+        <w:t xml:space="preserve"> }}{% endif %}</w:t>
       </w:r>
     </w:p>
     <w:p>
@@ -968,7 +899,99 @@
         <w:tabs>
           <w:tab w:val="right" w:pos="7920"/>
         </w:tabs>
-      </w:pPr>
+        <w:rPr>
+          <w:rFonts w:eastAsia="Courier New" w:cs="Courier New"/>
+        </w:rPr>
+      </w:pPr>
+      <w:r>
+        <w:rPr>
+          <w:rFonts w:eastAsia="Courier New" w:cs="Courier New"/>
+        </w:rPr>
+        <w:t>Your email address:</w:t>
+      </w:r>
+      <w:r>
+        <w:rPr>
+          <w:rFonts w:eastAsia="Courier New" w:cs="Courier New"/>
+        </w:rPr>
+        <w:t xml:space="preserve"> </w:t>
+      </w:r>
+      <w:proofErr w:type="gramStart"/>
+      <w:r>
+        <w:rPr>
+          <w:rFonts w:eastAsia="Courier New" w:cs="Courier New"/>
+        </w:rPr>
+        <w:t>{{ users</w:t>
+      </w:r>
+      <w:proofErr w:type="gramEnd"/>
+      <w:r>
+        <w:rPr>
+          <w:rFonts w:eastAsia="Courier New" w:cs="Courier New"/>
+        </w:rPr>
+        <w:t>[0].email }}</w:t>
+      </w:r>
+    </w:p>
+    <w:p>
+      <w:pPr>
+        <w:pStyle w:val="paragraph"/>
+        <w:spacing w:before="0" w:beforeAutospacing="0" w:after="0" w:afterAutospacing="0"/>
+        <w:textAlignment w:val="baseline"/>
+        <w:rPr>
+          <w:rFonts w:ascii="Courier New" w:hAnsi="Courier New" w:cs="Courier New"/>
+          <w:color w:val="000000"/>
+        </w:rPr>
+      </w:pPr>
+      <w:r>
+        <w:rPr>
+          <w:rStyle w:val="normaltextrun"/>
+          <w:rFonts w:ascii="Courier New" w:hAnsi="Courier New" w:cs="Courier New"/>
+          <w:color w:val="000000"/>
+        </w:rPr>
+        <w:t xml:space="preserve">Other contact method: </w:t>
+      </w:r>
+      <w:proofErr w:type="gramStart"/>
+      <w:r>
+        <w:rPr>
+          <w:rStyle w:val="normaltextrun"/>
+          <w:rFonts w:ascii="Courier New" w:hAnsi="Courier New" w:cs="Courier New"/>
+          <w:color w:val="000000"/>
+        </w:rPr>
+        <w:t xml:space="preserve">{{ </w:t>
+      </w:r>
+      <w:r>
+        <w:rPr>
+          <w:rStyle w:val="normaltextrun"/>
+          <w:rFonts w:ascii="Courier New" w:hAnsi="Courier New" w:cs="Courier New"/>
+          <w:color w:val="000000"/>
+        </w:rPr>
+        <w:t>users</w:t>
+      </w:r>
+      <w:proofErr w:type="gramEnd"/>
+      <w:r>
+        <w:rPr>
+          <w:rStyle w:val="normaltextrun"/>
+          <w:rFonts w:ascii="Courier New" w:hAnsi="Courier New" w:cs="Courier New"/>
+          <w:color w:val="000000"/>
+        </w:rPr>
+        <w:t>[0].</w:t>
+      </w:r>
+      <w:proofErr w:type="spellStart"/>
+      <w:r>
+        <w:rPr>
+          <w:rStyle w:val="normaltextrun"/>
+          <w:rFonts w:ascii="Courier New" w:hAnsi="Courier New" w:cs="Courier New"/>
+          <w:color w:val="000000"/>
+        </w:rPr>
+        <w:t>other_contact_method</w:t>
+      </w:r>
+      <w:proofErr w:type="spellEnd"/>
+      <w:r>
+        <w:rPr>
+          <w:rStyle w:val="normaltextrun"/>
+          <w:rFonts w:ascii="Courier New" w:hAnsi="Courier New" w:cs="Courier New"/>
+          <w:color w:val="000000"/>
+        </w:rPr>
+        <w:t xml:space="preserve"> }}</w:t>
+      </w:r>
     </w:p>
     <w:p>
       <w:pPr>
@@ -2261,6 +2284,15 @@
 </file>
 
 <file path=customXml/item1.xml><?xml version="1.0" encoding="utf-8"?>
+<?mso-contentType ?>
+<FormTemplates xmlns="http://schemas.microsoft.com/sharepoint/v3/contenttype/forms">
+  <Display>DocumentLibraryForm</Display>
+  <Edit>DocumentLibraryForm</Edit>
+  <New>DocumentLibraryForm</New>
+</FormTemplates>
+</file>
+
+<file path=customXml/item2.xml><?xml version="1.0" encoding="utf-8"?>
 <ct:contentTypeSchema xmlns:ct="http://schemas.microsoft.com/office/2006/metadata/contentType" xmlns:ma="http://schemas.microsoft.com/office/2006/metadata/properties/metaAttributes" ct:_="" ma:_="" ma:contentTypeName="Document" ma:contentTypeID="0x010100F541DD7D327B7F4E8D2EC665EEA7320D" ma:contentTypeVersion="4" ma:contentTypeDescription="Create a new document." ma:contentTypeScope="" ma:versionID="c299210c774dd12a84afd14716de3fbc">
   <xsd:schema xmlns:xsd="http://www.w3.org/2001/XMLSchema" xmlns:xs="http://www.w3.org/2001/XMLSchema" xmlns:p="http://schemas.microsoft.com/office/2006/metadata/properties" xmlns:ns2="a2f6636e-2933-45f9-9012-de6162fdddc0" targetNamespace="http://schemas.microsoft.com/office/2006/metadata/properties" ma:root="true" ma:fieldsID="6bf7ad6ddbf60d9b41ffaccfdc80e652" ns2:_="">
     <xsd:import namespace="a2f6636e-2933-45f9-9012-de6162fdddc0"/>
@@ -2404,15 +2436,6 @@
 </ct:contentTypeSchema>
 </file>
 
-<file path=customXml/item2.xml><?xml version="1.0" encoding="utf-8"?>
-<?mso-contentType ?>
-<FormTemplates xmlns="http://schemas.microsoft.com/sharepoint/v3/contenttype/forms">
-  <Display>DocumentLibraryForm</Display>
-  <Edit>DocumentLibraryForm</Edit>
-  <New>DocumentLibraryForm</New>
-</FormTemplates>
-</file>
-
 <file path=customXml/item3.xml><?xml version="1.0" encoding="utf-8"?>
 <p:properties xmlns:p="http://schemas.microsoft.com/office/2006/metadata/properties" xmlns:xsi="http://www.w3.org/2001/XMLSchema-instance" xmlns:pc="http://schemas.microsoft.com/office/infopath/2007/PartnerControls">
   <documentManagement/>
@@ -2420,6 +2443,14 @@
 </file>
 
 <file path=customXml/itemProps1.xml><?xml version="1.0" encoding="utf-8"?>
+<ds:datastoreItem xmlns:ds="http://schemas.openxmlformats.org/officeDocument/2006/customXml" ds:itemID="{A5E04D7B-76FD-4B48-9434-C3BB652ED611}">
+  <ds:schemaRefs>
+    <ds:schemaRef ds:uri="http://schemas.microsoft.com/sharepoint/v3/contenttype/forms"/>
+  </ds:schemaRefs>
+</ds:datastoreItem>
+</file>
+
+<file path=customXml/itemProps2.xml><?xml version="1.0" encoding="utf-8"?>
 <ds:datastoreItem xmlns:ds="http://schemas.openxmlformats.org/officeDocument/2006/customXml" ds:itemID="{B50474A2-E310-4978-A87E-5804FA105A00}">
   <ds:schemaRefs>
     <ds:schemaRef ds:uri="http://schemas.microsoft.com/office/2006/metadata/contentType"/>
@@ -2437,14 +2468,6 @@
 </ds:datastoreItem>
 </file>
 
-<file path=customXml/itemProps2.xml><?xml version="1.0" encoding="utf-8"?>
-<ds:datastoreItem xmlns:ds="http://schemas.openxmlformats.org/officeDocument/2006/customXml" ds:itemID="{A5E04D7B-76FD-4B48-9434-C3BB652ED611}">
-  <ds:schemaRefs>
-    <ds:schemaRef ds:uri="http://schemas.microsoft.com/sharepoint/v3/contenttype/forms"/>
-  </ds:schemaRefs>
-</ds:datastoreItem>
-</file>
-
 <file path=customXml/itemProps3.xml><?xml version="1.0" encoding="utf-8"?>
 <ds:datastoreItem xmlns:ds="http://schemas.openxmlformats.org/officeDocument/2006/customXml" ds:itemID="{8E83E217-E0B0-4711-9A07-61F9971E1381}">
   <ds:schemaRefs>
